--- a/example_articles/states/Maryland/5.states_Maryland_Other_publisher.docx
+++ b/example_articles/states/Maryland/5.states_Maryland_Other_publisher.docx
@@ -27,17 +27,17 @@
     </w:p>
     <w:p>
       <w:r>
-        <w:t>Source File: Other publishers/Files (500) (23).DOCX</w:t>
+        <w:t>Source file: Other publishers/Files (500) (23).DOCX</w:t>
       </w:r>
     </w:p>
     <w:p>
       <w:r>
-        <w:t>Raw locations result: ['Maryland']</w:t>
+        <w:t>Raw locations result, 'locations': ['Maryland']</w:t>
       </w:r>
     </w:p>
     <w:p>
       <w:r>
-        <w:t>states_stand_flat (Standardized): Maryland</w:t>
+        <w:t>Standardized locations result, 'states_stand_flat': Maryland</w:t>
       </w:r>
     </w:p>
     <w:p>

--- a/example_articles/states/Maryland/5.states_Maryland_Other_publisher.docx
+++ b/example_articles/states/Maryland/5.states_Maryland_Other_publisher.docx
@@ -7,7 +7,13 @@
         <w:pStyle w:val="Heading1"/>
       </w:pPr>
       <w:r>
-        <w:t>New district demographics may be Dornan's downfall Vocal conservative questions legality of Sanchez's votes</w:t>
+        <w:t>GOING TO BAT FOR BALTIMORE A ONCE OLD AND GRAY PLACE, THE NATION'S 13TH LARGEST CITY FAIRLY GLEAMS WITH A;</w:t>
+        <w:br/>
+        <w:t>REVITALIZED CORE, ANCHORED BY RENOVATIONS IN ITS INNER HARBOR. THIS WEEK THE;</w:t>
+        <w:br/>
+        <w:t>TOWN ROLLS OUT THE RED CARPET TO BASEBALL FANS WHO ARE FLOCKING TO THIS;</w:t>
+        <w:br/>
+        <w:t>ALL-STAR CITY.</w:t>
       </w:r>
     </w:p>
     <w:p>
@@ -17,17 +23,17 @@
     </w:p>
     <w:p>
       <w:r>
-        <w:t>Date: 1996-11-14</w:t>
+        <w:t>Date: 1993-07-11</w:t>
       </w:r>
     </w:p>
     <w:p>
       <w:r>
-        <w:t>Section: NEWS;</w:t>
+        <w:t>Section: TRAVEL,</w:t>
       </w:r>
     </w:p>
     <w:p>
       <w:r>
-        <w:t>Source file: Other publishers/Files (500) (23).DOCX</w:t>
+        <w:t>Source file: Other publishers/Files (500) (30).DOCX</w:t>
       </w:r>
     </w:p>
     <w:p>
@@ -49,139 +55,109 @@
     </w:p>
     <w:p>
       <w:r>
-        <w:t>In the end, Bob Dornan's once solidly Republican district had</w:t>
+        <w:t>In the old dirty cities league, Baltimore was a member in good standing.</w:t>
         <w:br/>
-        <w:t>changed, and he did not fit the new mold.</w:t>
+        <w:t>When it wasn't home looking dumpy and gray, it hit the comedy circuit with Pittsburgh, putting punch in the punchlines.</w:t>
         <w:br/>
-        <w:t>Loretta Sanchez -- young, Hispanic, a moderate Democrat -- appears</w:t>
+        <w:t>It's bad image was sending the city ''to hell in a basket,'' says Walter Sondheim Jr., 85, a long-time leader behind Baltimore's rebirth who already has had a monument built to him by the city on the World Trade Center Plaza in the Inner Harbor.</w:t>
         <w:br/>
-        <w:t>to have won a majority of the votes in the increasingly Democratic,</w:t>
+        <w:t>''The queen city of the Patapsco River drainage basin,'' is what Evening Sun columnist John Goodspeed dubbed Baltimore in the '50s. It had such a long way to go and has come so far that each time a Baltimorean tells of how the inner-city warehouses slumped beside railroad tracks littered with glass shards and trash -- where Oriole Park at Camden Yards is now -- the weeds get thicker in the telling, and the rats get larger -- people hold their hands as though holding an invisible football end to end.</w:t>
         <w:br/>
-        <w:t>Hispanic hub of Orange County.</w:t>
+        <w:t>''Baltimoreans were accustomed to the fact that whenever there was a ranking of the top 20 cities, it never made the list, even though it was the seventh or eighth largest,'' Sondheim said.</w:t>
         <w:br/>
-        <w:t>At first, the report stunned the usually acerbic Dornan into rare</w:t>
+        <w:t>Now the 13th largest, Baltimore is this year's ''All-Star'' city -- the baseball game at Camden Yards is Tuesday -- and as desirable as any of its larger neighbors. Though major problems still threaten to distance it from its success, they are the problems of all cities -- disparities between haves and have-nots, weak public school system, crime and unemployment.</w:t>
         <w:br/>
-        <w:t>silence. Only a recording answered the phone in his Washington</w:t>
+        <w:t>But Baltimore has high expectations now, Sondheim said. It's a city that still makes eye contact. The locals love to give directions. Cab drivers joke with you, talk baseball, ask your name. In touch with its humbler days, Baltimore has an us-guys camaraderie, a lack of pretense and, if the vision of its leaders continues, a chance to reverse more of its problems.</w:t>
         <w:br/>
-        <w:t>office, and his California office did not respond immediately</w:t>
+        <w:t>''It takes eternal vigilance,'' said Sondheim. ''You can't rest on your laurels.</w:t>
         <w:br/>
-        <w:t>to interview requests.</w:t>
+        <w:t>''The last couple years have been tougher with the general recession, but we still maintain a huge tourist base. Before, we had none at all.''</w:t>
         <w:br/>
-        <w:t>But he refused to concede the race and soon questioned whether</w:t>
+        <w:t>''Before'' was pre-1957, when Baltimore was close to too far gone. Sondheim says he was ''one of the youngish Baltimoreans who decided city government ought to be paying more attention to problems in the city.''</w:t>
         <w:br/>
-        <w:t>those who voted for Sanchez were legally entitled to cast ballots.</w:t>
+        <w:t>Pittsburgh's 1950s renaissance was showing Baltimore the way, he said. ''One thing that influenced us was that you changed from being 'the Smoky City.' '' Baltimore copied the renaissance efforts of the Allegheny Conference, he said, and decided to ''go activist.''</w:t>
         <w:br/>
-        <w:t>"It would be a travesty to have someone who spent 22 years in</w:t>
+        <w:t>''Pittsburgh got started quicker and it was driven by a wealth of business interests Baltimore didn't have.</w:t>
         <w:br/>
-        <w:t>the Air Force voted out of office by noncitizens," he told reporters.</w:t>
+        <w:t>''The mayor was Thomas d'Alesandro Jr., who was famous for saying, 'Pittsburgh has Mellons and all Baltimore has is watermelons,' '' which boats unloaded at the harbor.</w:t>
         <w:br/>
-        <w:t>"If it's just 500 who voted, it's not massive, but it's horrible</w:t>
+        <w:t>Forming the Greater Baltimore Committee, the activists first proposed to revamp 33 acres along Charles Street, a mid-town corridor that had slumped into lifeless limbo. Tree-lined and hopping with retail business and cuisines from Greek to Caribbean now, Charles cuts a heavy path north from the Inner Harbor.</w:t>
         <w:br/>
-        <w:t>voter fraud in a tight race."</w:t>
+        <w:t>The proposal required the use of eminent domain, changes in the street patterns and so much faith that some first reactions Sondheim remembers were, '''My grandchildren won't live to see it.'</w:t>
         <w:br/>
-        <w:t>He dismissed Sanchez as "flaky" and unqualified. He had insisted</w:t>
+        <w:t>But it had accumulated so much civic support and private and public money, the mayor embraced it, Sondheim said.</w:t>
         <w:br/>
-        <w:t>through the campaign that an experienced congressman, a former</w:t>
+        <w:t>Plus, Baltimore had an aggressive new Urban Renewal and Housing Commission (whose homesteading plans would later be voted the best example of urban renewal in America by the International Association of Planners).</w:t>
         <w:br/>
-        <w:t>fighter pilot who had the loyalty of Republicans, could not lose</w:t>
+        <w:t>The Charles Center success led to other inner-city developments:</w:t>
         <w:br/>
-        <w:t>to a novice.</w:t>
+        <w:t>-- Market Center, a rejuvenation around Lexington Market, the oldest continuously operating market in the nation.</w:t>
         <w:br/>
-        <w:t>"Only in the final weeks did he realize that his seat was in</w:t>
+        <w:t>-- The Inner Harbor project, which comprises the National Aquarium, the Maryland Science Center and Harborplace, a pair of retail and food pavilions.</w:t>
         <w:br/>
-        <w:t>jeopardy," said Jack Pitney, a government professor at Claremont</w:t>
+        <w:t>-- Oriole Park at Camden Yards, home of the Baltimore Orioles.</w:t>
         <w:br/>
-        <w:t>McKenna College in Claremont, Calif.</w:t>
+        <w:t>The city awaits Columbus Center, a $ 160-million complex dedicated to marine science and Inner Harbor East, a $ 350-million living and shopping place, both due within three years.</w:t>
         <w:br/>
-        <w:t>Meanwhile, "I was walking door-to-door," Sanchez told USA TODAY.</w:t>
+        <w:t>When Oriole Park at Camden Yards opened last year, the enthusiasm of baseball fans all over hit the town during a recessionary lull; better timing couldn't be hoped for on a change-up pitch, and Baltimore once again had a winner.</w:t>
         <w:br/>
-        <w:t>"I had the hometown advantage. And he did not take me seriously</w:t>
+        <w:t>At any given game, the people in your section of the ball park include many out-of-towners. Camden Yards continues to sell out most games, says Orioles spokeswoman Julie Wagner, even the 275-plus standing-room-only tickets. Though she said scalping is ''a problem,'' scalpers give stray fans a chance to see a game, and some don't charge more than the ticket price.</w:t>
         <w:br/>
-        <w:t>until about three weeks beforehand."</w:t>
+        <w:t>Pratt Street leads toward Camden Yards from Harborplace; in the other direction it leads to Little Italy. In between, tourists wear Baltimore T- shirts and go from one attraction to the next.</w:t>
         <w:br/>
-        <w:t>And Dornan "tapped out in spending on his presidential campaign,"</w:t>
+        <w:t>Most popular seems to be the National Aquarium, which bubbles daily with parents towed by shrieking children. They make the Great White sharks that swim in see-through tanks along the walking ramp seem peaceful.</w:t>
         <w:br/>
-        <w:t>said Pitney.</w:t>
+        <w:t>The aquarium is a wonder of marine life. Pools of kite-shaped eels shimmy below the entrance walkway and, farther along, the rain forest mists down from the top of an escalator like an incongruous transition in a dream; at the top, the slide-whistle of tropical birds accompanies you through hanging vines and rolling mists.</w:t>
         <w:br/>
-        <w:t>Dornan was accustomed to spending whatever it took. Analysts cite</w:t>
+        <w:t>The sparkle of tourism rides above the regular Baltimore, whose dowdier streets look all the more genuine because of it: at the corner of Lombard and Broadway, a thrift-store door hangs open and furniture litters the sidewalk. A woman sits in an avocado-colored easy chair and smokes a cigarette; a man pedals an exercise bike. Children play in the street along a corridor of public housing units, half of which are boarded up.</w:t>
         <w:br/>
-        <w:t>his headline-grabbing invective as a reason for his rank among</w:t>
+        <w:t>Many office workers still walk into the old-days eateries for mashed potatoes and overcooked vegetables. In that way Baltimoreans, like Pittsburghers, still seem amazed when a tourist raves about the great things to do.</w:t>
         <w:br/>
-        <w:t>top House fund-raisers. He spent $ 2.2 million on his 1994 race,</w:t>
+        <w:t>Patsy Williams, a tourism sales manager with the Baltimore Area Convention and Visitors Association, said the 13-year-old Harborplace has counted as many as 18 million visitors in one year, more than Disney World, and regularly draws 16 million people a year.</w:t>
         <w:br/>
-        <w:t>winning 57%-37% against a challenger who spent $ 302,000. This</w:t>
+        <w:t>In Fell's Point, a 270-year-old cobbled maritime village on the bay east of the Inner Harbor, people stroll from antique stores to boutiques and cute food shops, licking ice cream cones and carrying shopping bags.</w:t>
         <w:br/>
-        <w:t>year, Sanchez outspent him $ 600,000 to $ 400,000.</w:t>
+        <w:t>Fell's Point is home to the Thames Tavern, the Daily Grind -- a gourmet coffee place -- and the Orpheum Theater, a revival house that shows first-run movies. It also has the Cat's Eye.</w:t>
         <w:br/>
-        <w:t>The 46th District is the most Democratic in Orange County, long</w:t>
+        <w:t>Inside at midday, several local drinkers sat silently along the bar, and Howard Schweitzer stood behind the bar in a T-shirt that defies another washing.</w:t>
         <w:br/>
-        <w:t>a bastion of GOP conservatism. It is home to Disneyland and Rev.</w:t>
+        <w:t>A narrow tavern of brick and wood, it dates to the early 1800s and reeks of busy nights, those recent and long ago; Schweitzer said it was once a house of ill repute and now live bands play nightly.</w:t>
         <w:br/>
-        <w:t>Robert Schuller's Crystal Cathedral.</w:t>
+        <w:t>''We got discovered about 10 years ago and it's been downhill ever since,'' he said, threatening to crack a smile but never doing so. ''I live right around the corner. Used to be I could sit on the stoop with a beer. There's more police now.</w:t>
         <w:br/>
-        <w:t>But the working-class district has changed during Dornan's tenure,</w:t>
+        <w:t>''But I guess it's better nowadays,'' he said reluctantly.</w:t>
         <w:br/>
-        <w:t>especially over the past decade as more Hispanic and Asian immigrants</w:t>
+        <w:t>Fell's Point visitors can return to the Inner Harbor by paddle boat or water taxi as well as drive to other attractions, including:</w:t>
         <w:br/>
-        <w:t>have moved in, and many more have become citizens. Both groups</w:t>
+        <w:t>-- Little Italy, between Fell's Point and the Inner Harbor, a haven of trattorias and old row houses.</w:t>
         <w:br/>
-        <w:t>have doubled their strength: Hispanics to 50% of the district's</w:t>
+        <w:t>-- Fort McHenry, where America defeated the British navy in 1814 and inspired Francis Scott Key to write ''The Star Spangled Banner.''</w:t>
         <w:br/>
-        <w:t>population and Asians to more than 12%, according to the 1990</w:t>
+        <w:t>-- The Great Blacks in Wax Museum, which features life-sized figures of Harriet Tubman, Martin Luther King Jr. and other wax representations of notable African Americans.</w:t>
         <w:br/>
-        <w:t>Census.</w:t>
+        <w:t>-- Pimlico Race Course, home of the Preakness, the second race in the Triple Crown.</w:t>
         <w:br/>
-        <w:t>"These new voters make a difference when it's a tight race,"</w:t>
+        <w:t>-- The Baltimore Museum of Art, home of the Impressionist Cone collection and the Walters Art Gallery, known for its Egyptian artifacts and a collection of Faberge eggs.</w:t>
         <w:br/>
-        <w:t>says analyst Harry Pachon of the nonpartisan Tomas Rivera Policy</w:t>
+        <w:t>-- The Babe Ruth birthplace on Emory Street and the Babe Ruth Museum at Camden Yards.</w:t>
         <w:br/>
-        <w:t>Institute in Claremont.</w:t>
+        <w:t>-- Mount Vernon, a treat for architecture buffs and where Charles Street parts for the Washington Monument.</w:t>
         <w:br/>
-        <w:t>Dornan has always been a politician who campaigned for the last</w:t>
+        <w:t>Baltimore also holds 20 ethnic festivals and a flower festival on the first Wednesday in May. Visitors can buy ''lemon sticks,'' peppermint candy straws stuck in lemons.</w:t>
         <w:br/>
-        <w:t>word, win or lose. His bursts of colorful, caustic and quotable</w:t>
+        <w:t>This week, vertical banners hang along light poles proclaiming Baltimore an ''All-Star City,'' with baseball and star motifs.</w:t>
         <w:br/>
-        <w:t>remarks against abortion, communism, gay rights, gun control and</w:t>
+        <w:t>Sondheim said Baltimore's reversal was inevitable; its conversion to permanent all-star city is more tenuous.</w:t>
         <w:br/>
-        <w:t>draft dodgers made him popular with reporters and a star before</w:t>
+        <w:t>At a certain point, development will likely hit saturation, he said: ''There is a limit to the amount of retail you can have.''</w:t>
         <w:br/>
-        <w:t>C-SPAN cameras. A favorite of radio conservative Rush Limbaugh,</w:t>
+        <w:t>There's little chance Baltimore will gentrify the stuffing out of its basic character and charm, he said. The wharfy smell, the cobbles that don't look trendy, the Bawlmer-ese that rivals Pittsburgh's working-class diction,the boarded-up block buildings ringed by cyclone fencing and the parking lots sprouting weeds … these, Sondheim predicts, will keep Baltimore from pinching itself too often.</w:t>
         <w:br/>
-        <w:t>he sometimes substitutes as host on the daily show.</w:t>
+        <w:t>But the city pride is evident. When people started seeing articles ''in Time magazine and the New York Times, they began to swell with pride,'' Sondheim said. ''I think it has changed their attitudes about themselves.''</w:t>
         <w:br/>
-        <w:t>He has said every "lesbian spear-chucker"wanted to see him defeated.</w:t>
+        <w:t>In the early days of what he calls '' 'the Work,' if you said you were going to do something people looked at you with a questioning eye. Now they wonder why something isn't finished in three weeks,'' he said, laughing.</w:t>
         <w:br/>
-        <w:t>He has called Russian TV commentator Vladimir Posner a "disloyal,</w:t>
-        <w:br/>
-        <w:t>betraying little Jew."</w:t>
-        <w:br/>
-        <w:t>But Dornan seems to reserve his hottest invective for the president.</w:t>
-        <w:br/>
-        <w:t>In Clinton's first presidential campaign, Dornan accused him of</w:t>
-        <w:br/>
-        <w:t>acting as a KGB agent when he visited Russia as a student.</w:t>
-        <w:br/>
-        <w:t>Dornan, who ran in Republican presidential primaries this year</w:t>
-        <w:br/>
-        <w:t>but got few votes, recently vowed he would lead "impeachment</w:t>
-        <w:br/>
-        <w:t>hearings" against Clinton because of apparent campaign contributions</w:t>
-        <w:br/>
-        <w:t>from foreign individuals and corporations.</w:t>
-        <w:br/>
-        <w:t>Clinton campaigned for Sanchez. And he sent his administration's</w:t>
-        <w:br/>
-        <w:t>two highest-ranking Hispanics, Transportation Secretary Federico</w:t>
-        <w:br/>
-        <w:t>Pena and HUD Secretary Henry Cisneros to help rally voters. Wednesday,</w:t>
-        <w:br/>
-        <w:t>Vice President Gore called with congratulations.</w:t>
-        <w:br/>
-        <w:t>Even though election results are not yet official, Sanchez is</w:t>
-        <w:br/>
-        <w:t>confident enough that today she's in Washington for the House's</w:t>
-        <w:br/>
-        <w:t>freshman orientation.</w:t>
+        <w:t>''It was easier when people didn't expect too much.''</w:t>
         <w:br/>
         <w:br/>
         <w:t>Graphic</w:t>
@@ -189,7 +165,7 @@
         <w:br/>
         <w:t xml:space="preserve"> </w:t>
         <w:br/>
-        <w:t>GRAPHIC, B/W, Gary Visgaitis, USA TODAY (MAP); PHOTO, B/W, Susan Sterner, AP; PHOTO, B/W, Reed Saxon, AP; Jubilation: Loretta Sanchez, second from left, celebrates with supporters Wednesday after a count of absentee ballots gave her a 929-vote lead, though thousands remain to be counted. No concession: Bob Dornan, who claimed victory on Election Day, says race is still on.</w:t>
+        <w:t>PHOTO, Baltimore Area Convention &amp; Visitors Association: An aerial view of Baltimore's Inner Harbor, home of the National Aquarium, the Maryland Science Center and Harborplace.</w:t>
       </w:r>
     </w:p>
     <w:sectPr>

--- a/example_articles/states/Maryland/5.states_Maryland_Other_publisher.docx
+++ b/example_articles/states/Maryland/5.states_Maryland_Other_publisher.docx
@@ -7,13 +7,7 @@
         <w:pStyle w:val="Heading1"/>
       </w:pPr>
       <w:r>
-        <w:t>GOING TO BAT FOR BALTIMORE A ONCE OLD AND GRAY PLACE, THE NATION'S 13TH LARGEST CITY FAIRLY GLEAMS WITH A;</w:t>
-        <w:br/>
-        <w:t>REVITALIZED CORE, ANCHORED BY RENOVATIONS IN ITS INNER HARBOR. THIS WEEK THE;</w:t>
-        <w:br/>
-        <w:t>TOWN ROLLS OUT THE RED CARPET TO BASEBALL FANS WHO ARE FLOCKING TO THIS;</w:t>
-        <w:br/>
-        <w:t>ALL-STAR CITY.</w:t>
+        <w:t>D.C. crime makes 'The Cut'; Pelecanos dwells in 'the other' Washington</w:t>
       </w:r>
     </w:p>
     <w:p>
@@ -23,17 +17,17 @@
     </w:p>
     <w:p>
       <w:r>
-        <w:t>Date: 1993-07-11</w:t>
+        <w:t>Date: 2011-08-29</w:t>
       </w:r>
     </w:p>
     <w:p>
       <w:r>
-        <w:t>Section: TRAVEL,</w:t>
+        <w:t>Section: LIFE; Pg. 7B</w:t>
       </w:r>
     </w:p>
     <w:p>
       <w:r>
-        <w:t>Source file: Other publishers/Files (500) (30).DOCX</w:t>
+        <w:t>Source file: Other publishers/Files (500) (28).DOCX</w:t>
       </w:r>
     </w:p>
     <w:p>
@@ -55,109 +49,97 @@
     </w:p>
     <w:p>
       <w:r>
-        <w:t>In the old dirty cities league, Baltimore was a member in good standing.</w:t>
+        <w:t>WASHINGTON – George Pelecanos, gearhead, movie buff and crime novelist, is rolling through Silver Spring, Md., in his 2008 Bullitt-replica Mustang.</w:t>
         <w:br/>
-        <w:t>When it wasn't home looking dumpy and gray, it hit the comedy circuit with Pittsburgh, putting punch in the punchlines.</w:t>
+        <w:t>The Highland Green fastback, one of only 7,700 built by Ford, was snagged by guys who love the iconic 1968 film starring Steve McQueen. In his role as police Lt. Frank Bullitt, the Mustang-driving "King of Cool" pursues a Tuxedo Black Dodge Charger through San Francisco in one of the greatest car-chase sequences in movie history.</w:t>
         <w:br/>
-        <w:t>It's bad image was sending the city ''to hell in a basket,'' says Walter Sondheim Jr., 85, a long-time leader behind Baltimore's rebirth who already has had a monument built to him by the city on the World Trade Center Plaza in the Inner Harbor.</w:t>
+        <w:t>"It's kind of corny, but I bought my own Bullitt Mustang," says Pelecanos, 54, who says the McQueen movie was one of his favorites growing up. "I sort of had to have it." He points out, with obvious delight, that his was No. 28 off the line.</w:t>
         <w:br/>
-        <w:t>''The queen city of the Patapsco River drainage basin,'' is what Evening Sun columnist John Goodspeed dubbed Baltimore in the '50s. It had such a long way to go and has come so far that each time a Baltimorean tells of how the inner-city warehouses slumped beside railroad tracks littered with glass shards and trash -- where Oriole Park at Camden Yards is now -- the weeds get thicker in the telling, and the rats get larger -- people hold their hands as though holding an invisible football end to end.</w:t>
+        <w:t>"I have a great love of films," he says. "I went from being a movie freak to being a novelist, and it was very influential in my work."</w:t>
         <w:br/>
-        <w:t>''Baltimoreans were accustomed to the fact that whenever there was a ranking of the top 20 cities, it never made the list, even though it was the seventh or eighth largest,'' Sondheim said.</w:t>
+        <w:t>The author of 17 crime novels set in the gritty, "other" Washington and a writer/producer for HBO's critically acclaimed series The Wire and now Treme steers the Mustang over the D.C. line toward his destination: a church parking lot that he says "is a good place to kill a guy."</w:t>
         <w:br/>
-        <w:t>Now the 13th largest, Baltimore is this year's ''All-Star'' city -- the baseball game at Camden Yards is Tuesday -- and as desirable as any of its larger neighbors. Though major problems still threaten to distance it from its success, they are the problems of all cities -- disparities between haves and have-nots, weak public school system, crime and unemployment.</w:t>
+        <w:t>Pelecanos has been here several times before, either on his Trek bike or on foot. It's how he scouts locations for scenes in his books. The Cut adds a new protagonist — a young Iraq War vet turned P.I. named Spero Lucas — to the stable of detectives, cops, criminals and honest everyday folk of all colors who people his novels. The Cut went on sale today.</w:t>
         <w:br/>
-        <w:t>But Baltimore has high expectations now, Sondheim said. It's a city that still makes eye contact. The locals love to give directions. Cab drivers joke with you, talk baseball, ask your name. In touch with its humbler days, Baltimore has an us-guys camaraderie, a lack of pretense and, if the vision of its leaders continues, a chance to reverse more of its problems.</w:t>
+        <w:t>While he drives, Pelecanos points out a house where he imagines Lucas lives and the local Safeway where one of his characters buys his morning coffee. "I'm always out on my bike," says Pelecanos, who lives in Silver Spring, not far from the nation's capital. "I found Lucas' house. I found the house he breaks into. I did the walk from his house to the church one night. I wanted to see what it feels like to be walking at night in these places where there are not many people. I wanted to make sure you could kill a guy a half-block from the 4th District police station."</w:t>
         <w:br/>
-        <w:t>''It takes eternal vigilance,'' said Sondheim. ''You can't rest on your laurels.</w:t>
+        <w:t>This coplike knowledge of the streets gives his novels authenticity. They are, he says, "a combination of just being out there, being engaged with the city, because I'm not a person who has a huge imagination. I can't sit in an office and make my stories up or dream up my characters — I have to go out there and find them. I'm just a firm believer in breathing the air and feeling the dirt between your fingers."</w:t>
         <w:br/>
-        <w:t>''The last couple years have been tougher with the general recession, but we still maintain a huge tourist base. Before, we had none at all.''</w:t>
+        <w:t>Pelecanos' 'What It Was'</w:t>
         <w:br/>
-        <w:t>''Before'' was pre-1957, when Baltimore was close to too far gone. Sondheim says he was ''one of the youngish Baltimoreans who decided city government ought to be paying more attention to problems in the city.''</w:t>
+        <w:t>What It Was, a George Pelecanos novel that Little, Brown Scribner is publishing in January, brings back P.I. Derek Strange, the protagonist in four of Pelecanos' hard-boiled crime novels: Right as Rain, Hell to Pay, Soul Circus and Hard Revolution.</w:t>
         <w:br/>
-        <w:t>Pittsburgh's 1950s renaissance was showing Baltimore the way, he said. ''One thing that influenced us was that you changed from being 'the Smoky City.' '' Baltimore copied the renaissance efforts of the Allegheny Conference, he said, and decided to ''go activist.''</w:t>
+        <w:t>The novel is set in 1972. Strange, one of D.C.'s first African-American police officers, is working as a private investigator.</w:t>
         <w:br/>
-        <w:t>''Pittsburgh got started quicker and it was driven by a wealth of business interests Baltimore didn't have.</w:t>
+        <w:t>"He's 26, it's his first case after he's just left the police force," Pelecanos says. "My favorite movies are Westerns and crime films from the '70s, and my idea was to write a crime film from the '70s in book form. It's in the tradition of The French Connection, The Seven-Ups and The Taking of Pelham 1 2 3."</w:t>
         <w:br/>
-        <w:t>''The mayor was Thomas d'Alesandro Jr., who was famous for saying, 'Pittsburgh has Mellons and all Baltimore has is watermelons,' '' which boats unloaded at the harbor.</w:t>
+        <w:t>What It Was, Pelecanos says, is inspired by a real-life crime spree. "Many Washingtonians will remember a guy named Cadillac Smith. I took a newspaper article I read about him and fictionalized everything."</w:t>
         <w:br/>
-        <w:t>Forming the Greater Baltimore Committee, the activists first proposed to revamp 33 acres along Charles Street, a mid-town corridor that had slumped into lifeless limbo. Tree-lined and hopping with retail business and cuisines from Greek to Caribbean now, Charles cuts a heavy path north from the Inner Harbor.</w:t>
+        <w:t>The novel stars a guy named Red Fury because of his looks and the car his girlfriend drives. "In life and in the book, the guy pissed off the Mob. He took some money that belonged to the Mob, and the Mob sent some people down from New York to find him." Meanwhile, says Pelecanos, "Strange is hired by a woman who wants him to find a stolen ring. The job puts Strange in this guy's orbit."</w:t>
         <w:br/>
-        <w:t>The proposal required the use of eminent domain, changes in the street patterns and so much faith that some first reactions Sondheim remembers were, '''My grandchildren won't live to see it.'</w:t>
+        <w:t>It also brings back Strange's former police partner, Frank "Hound Dog" Vaughn.</w:t>
         <w:br/>
-        <w:t>But it had accumulated so much civic support and private and public money, the mayor embraced it, Sondheim said.</w:t>
+        <w:t>By Carol Memmott</w:t>
         <w:br/>
-        <w:t>Plus, Baltimore had an aggressive new Urban Renewal and Housing Commission (whose homesteading plans would later be voted the best example of urban renewal in America by the International Association of Planners).</w:t>
+        <w:t>For Pelecanos, his fascination with street life began more than 40 years ago in the tumultuous summer of 1968.</w:t>
         <w:br/>
-        <w:t>The Charles Center success led to other inner-city developments:</w:t>
+        <w:t>"I was 11," he recalls, "and that summer had the biggest impact on me. In retrospect, it made me want to become a writer, and it also gave me the road map of what I was going to write about."</w:t>
         <w:br/>
-        <w:t>-- Market Center, a rejuvenation around Lexington Market, the oldest continuously operating market in the nation.</w:t>
+        <w:t>That summer, he worked in his father's diner. He remembers traveling by city bus from the Maryland suburbs to the diner after the riots and "going through these neighborhoods that had burned down, riding with working-class Washingtonians and listening to people talk and watching and observing, which is what I still do."</w:t>
         <w:br/>
-        <w:t>-- The Inner Harbor project, which comprises the National Aquarium, the Maryland Science Center and Harborplace, a pair of retail and food pavilions.</w:t>
+        <w:t>Plots inspired by life</w:t>
         <w:br/>
-        <w:t>-- Oriole Park at Camden Yards, home of the Baltimore Orioles.</w:t>
+        <w:t>The scene at the diner was just as influential. "It was my dad and I, Greek-Americans, and his all-black crew and the white professionals on the other side of the counter. It just had a huge impact on me. There's a reason I've written about race and class my entire career."</w:t>
         <w:br/>
-        <w:t>The city awaits Columbus Center, a $ 160-million complex dedicated to marine science and Inner Harbor East, a $ 350-million living and shopping place, both due within three years.</w:t>
+        <w:t>Pelecanos published his first novel, A Firing Offense, in 1992. Though his books have hit best-seller lists, they've never made USA TODAY's — a fact that doesn't change how his publisher feels about him.</w:t>
         <w:br/>
-        <w:t>When Oriole Park at Camden Yards opened last year, the enthusiasm of baseball fans all over hit the town during a recessionary lull; better timing couldn't be hoped for on a change-up pitch, and Baltimore once again had a winner.</w:t>
+        <w:t>"He does sell. He has an audience, and he grows with every book," says Reagan Arthur, whose Little, Brown imprint publishes Pelecanos' books. "Sometimes it takes time to spread the word. We consider George to be one of our greatest living writers. Cormac McCarthy's first book came out in 1965, but he couldn't get arrested until All the Pretty Horses (1992), and suddenly everybody was aware of who he was.</w:t>
         <w:br/>
-        <w:t>At any given game, the people in your section of the ball park include many out-of-towners. Camden Yards continues to sell out most games, says Orioles spokeswoman Julie Wagner, even the 275-plus standing-room-only tickets. Though she said scalping is ''a problem,'' scalpers give stray fans a chance to see a game, and some don't charge more than the ticket price.</w:t>
+        <w:t>"All we want to do is keep publishing him and making sure that with every book his audience grows."</w:t>
         <w:br/>
-        <w:t>Pratt Street leads toward Camden Yards from Harborplace; in the other direction it leads to Little Italy. In between, tourists wear Baltimore T- shirts and go from one attraction to the next.</w:t>
+        <w:t>Standing in the parking lot of the Emory United Methodist Church on a hot August afternoon, Pelecanos talks about Lucas, also a Greek-American, and the plot on which he hangs the Iraq veteran's story.</w:t>
         <w:br/>
-        <w:t>Most popular seems to be the National Aquarium, which bubbles daily with parents towed by shrieking children. They make the Great White sharks that swim in see-through tanks along the walking ramp seem peaceful.</w:t>
+        <w:t>Lucas comes from a Pelecanos short story, "Chosen," about a husband and wife who decide to build their family through adoption. (Pelecanos and his wife, Emily, adopted their two sons from Brazil and their daughter from Guatemala.) "Chosen" is included with the e-book version of The Cut.</w:t>
         <w:br/>
-        <w:t>The aquarium is a wonder of marine life. Pools of kite-shaped eels shimmy below the entrance walkway and, farther along, the rain forest mists down from the top of an escalator like an incongruous transition in a dream; at the top, the slide-whistle of tropical birds accompanies you through hanging vines and rolling mists.</w:t>
+        <w:t>"It's just something I started writing one day. I wasn't going to sell it or anything," he says. "It's about these parents, and at the end of the story, because I don't outline or anything — I just write — there were just a couple of lines about Spero Lucas being a Marine who fought in Fallujah and his brother Leo, who was a schoolteacher in Washington. That's when I got the idea that maybe I should write something with these guys."</w:t>
         <w:br/>
-        <w:t>The sparkle of tourism rides above the regular Baltimore, whose dowdier streets look all the more genuine because of it: at the corner of Lombard and Broadway, a thrift-store door hangs open and furniture litters the sidewalk. A woman sits in an avocado-colored easy chair and smokes a cigarette; a man pedals an exercise bike. Children play in the street along a corridor of public housing units, half of which are boarded up.</w:t>
+        <w:t>While doing what he calls "gathering string" for his novel, he heard about some Iraq War veterans who were working as investigators for D.C. attorneys.</w:t>
         <w:br/>
-        <w:t>Many office workers still walk into the old-days eateries for mashed potatoes and overcooked vegetables. In that way Baltimoreans, like Pittsburghers, still seem amazed when a tourist raves about the great things to do.</w:t>
+        <w:t>"The attorneys I talked to said 'these are the best investigators I ever had,'" Pelecanos recalls. "These guys were eager, they like the action, and they don't want a desk job. They're not sure what they're going to do with their life, but for now, they're very satisfied with doing something similar to what they were doing before, and that was to have a mission."</w:t>
         <w:br/>
-        <w:t>Patsy Williams, a tourism sales manager with the Baltimore Area Convention and Visitors Association, said the 13-year-old Harborplace has counted as many as 18 million visitors in one year, more than Disney World, and regularly draws 16 million people a year.</w:t>
+        <w:t>So Lucas evolved from a Marine to a war vet turned investigator, but Pelecanos still needed a plot device on which to hang his story. That turned out to be media reports that chronicled how marijuana dealers move their "packages" by having them shipped to residences whose occupants are typically not home during the day. The dealers track the package deliveries online and then pick them up before the homeowners return at night.</w:t>
         <w:br/>
-        <w:t>In Fell's Point, a 270-year-old cobbled maritime village on the bay east of the Inner Harbor, people stroll from antique stores to boutiques and cute food shops, licking ice cream cones and carrying shopping bags.</w:t>
+        <w:t>"I have contacts too on that side of things," Pelecanos says, referring to marijuana dealers who are among countless people he has interviewed since he started writing books. "I talked to those guys to figure out how it's done."</w:t>
         <w:br/>
-        <w:t>Fell's Point is home to the Thames Tavern, the Daily Grind -- a gourmet coffee place -- and the Orpheum Theater, a revival house that shows first-run movies. It also has the Cat's Eye.</w:t>
+        <w:t>A novel idea grows</w:t>
         <w:br/>
-        <w:t>Inside at midday, several local drinkers sat silently along the bar, and Howard Schweitzer stood behind the bar in a T-shirt that defies another washing.</w:t>
+        <w:t>Stories in the media, Pelecanos says, "quoted somebody as saying the dealers write off lost packages, that it's no big deal, but that's not true. It's a lot of money to lose, so I had the plot device to get me in the story."</w:t>
         <w:br/>
-        <w:t>A narrow tavern of brick and wood, it dates to the early 1800s and reeks of busy nights, those recent and long ago; Schweitzer said it was once a house of ill repute and now live bands play nightly.</w:t>
+        <w:t>In The Cut, a marijuana dealer hires Lucas to find out who's stealing his packages. It's a job that has him facing off against some very nasty guys.</w:t>
         <w:br/>
-        <w:t>''We got discovered about 10 years ago and it's been downhill ever since,'' he said, threatening to crack a smile but never doing so. ''I live right around the corner. Used to be I could sit on the stoop with a beer. There's more police now.</w:t>
+        <w:t>It's in this parking lot that Lucas confronts one of them. "He's going to get into a physical confrontation with somebody, and it's going to end in death, let's say," Pelecanos says, leaning on the Mustang. "And he could get away with it right here. In fact, to my right is the 4th District police station, just about 100 yards from where we're standing, and you could kill somebody in this parking lot and never be caught because even though the station is there, they don't have sight lines to this lot. It's the perfect place."</w:t>
         <w:br/>
-        <w:t>''But I guess it's better nowadays,'' he said reluctantly.</w:t>
+        <w:t>A "perfect place" also describes where Pelecanos is in his career.</w:t>
         <w:br/>
-        <w:t>Fell's Point visitors can return to the Inner Harbor by paddle boat or water taxi as well as drive to other attractions, including:</w:t>
+        <w:t>The Cut is getting rave reviews. His fans are a veritable Who's Who. In 2009, Pelecanos' The Way Home was on President Obama's reading list. Several years ago, Stephen King wrote in Entertainment Weekly that Pelecanos is "perhaps the greatest living American crime writer."</w:t>
         <w:br/>
-        <w:t>-- Little Italy, between Fell's Point and the Inner Harbor, a haven of trattorias and old row houses.</w:t>
+        <w:t>He has the same rap in the world of TV. In October he'll head to New Orleans, where he'll take on his new role as executive producer of HBO's post-Katrina, Big Easy-set series, Treme, which is going into its third season of production.</w:t>
         <w:br/>
-        <w:t>-- Fort McHenry, where America defeated the British navy in 1814 and inspired Francis Scott Key to write ''The Star Spangled Banner.''</w:t>
+        <w:t>David Simon, creator of The Wire and one of the creators of Treme, and a longtime Pelecanos friend, is a huge fan of his books and his TV writing chops.</w:t>
         <w:br/>
-        <w:t>-- The Great Blacks in Wax Museum, which features life-sized figures of Harriet Tubman, Martin Luther King Jr. and other wax representations of notable African Americans.</w:t>
+        <w:t>"It's common knowledge at this point that beginning with Season 1 of The Wire, I've tried to get George to write the penultimate episodes of various seasons, when the dramatic climax to so many arcs usually requires the death of a central character. Why? Read any of his novels. Watch how carefully the tension builds and how thoughtful, yet cinematic, George can be in using and then releasing that tension. His prose is great, but what is clear as well is how much George understands film and its possibilities."</w:t>
         <w:br/>
-        <w:t>-- Pimlico Race Course, home of the Preakness, the second race in the Triple Crown.</w:t>
+        <w:t>Pelecanos wrote the Emmy-nominated teleplay for one of the most talked-about episodes in The Wire, the third season's "Middle Ground," in which some of the characters are stylized like classic movie gunfighters. It's an homage to his love of the Western film genre.</w:t>
         <w:br/>
-        <w:t>-- The Baltimore Museum of Art, home of the Impressionist Cone collection and the Walters Art Gallery, known for its Egyptian artifacts and a collection of Faberge eggs.</w:t>
+        <w:t>Future projects unfolding</w:t>
         <w:br/>
-        <w:t>-- The Babe Ruth birthplace on Emory Street and the Babe Ruth Museum at Camden Yards.</w:t>
+        <w:t>More television work is bubbling up. He has had several offers to bring Spero Lucas to television, but he has made no commitments. "I don't want to make it a case of the week for Spero Lucas. I have to figure out how to make it more credible and have more weight. One of the reasons I like The Wire and Treme is that they are structured as novels. Episodic TV, personally, just doesn't work for me."</w:t>
         <w:br/>
-        <w:t>-- Mount Vernon, a treat for architecture buffs and where Charles Street parts for the Washington Monument.</w:t>
+        <w:t>For now, working on Treme and writing novels — he's also publishing one titled What It Was in January — are perfect complements.</w:t>
         <w:br/>
-        <w:t>Baltimore also holds 20 ethnic festivals and a flower festival on the first Wednesday in May. Visitors can buy ''lemon sticks,'' peppermint candy straws stuck in lemons.</w:t>
+        <w:t>"One of the things I like about producing television is that after working (on his novels) in my office for five or six months, alone in that solitude, I get to go out and do this job producing where all of a sudden I'm around a hundred people."</w:t>
         <w:br/>
-        <w:t>This week, vertical banners hang along light poles proclaiming Baltimore an ''All-Star City,'' with baseball and star motifs.</w:t>
-        <w:br/>
-        <w:t>Sondheim said Baltimore's reversal was inevitable; its conversion to permanent all-star city is more tenuous.</w:t>
-        <w:br/>
-        <w:t>At a certain point, development will likely hit saturation, he said: ''There is a limit to the amount of retail you can have.''</w:t>
-        <w:br/>
-        <w:t>There's little chance Baltimore will gentrify the stuffing out of its basic character and charm, he said. The wharfy smell, the cobbles that don't look trendy, the Bawlmer-ese that rivals Pittsburgh's working-class diction,the boarded-up block buildings ringed by cyclone fencing and the parking lots sprouting weeds … these, Sondheim predicts, will keep Baltimore from pinching itself too often.</w:t>
-        <w:br/>
-        <w:t>But the city pride is evident. When people started seeing articles ''in Time magazine and the New York Times, they began to swell with pride,'' Sondheim said. ''I think it has changed their attitudes about themselves.''</w:t>
-        <w:br/>
-        <w:t>In the early days of what he calls '' 'the Work,' if you said you were going to do something people looked at you with a questioning eye. Now they wonder why something isn't finished in three weeks,'' he said, laughing.</w:t>
-        <w:br/>
-        <w:t>''It was easier when people didn't expect too much.''</w:t>
+        <w:t xml:space="preserve">In some ways, he says, it's like writing a novel. "When you watch the finished product, you just feel like you've accomplished something in the same way you write a book, and you hold it in your hands. A television show is the same kind of fruit of your labor. Something you can watch and feel viscerally. Yeah, I like doing both." </w:t>
         <w:br/>
         <w:br/>
         <w:t>Graphic</w:t>
@@ -165,7 +147,7 @@
         <w:br/>
         <w:t xml:space="preserve"> </w:t>
         <w:br/>
-        <w:t>PHOTO, Baltimore Area Convention &amp; Visitors Association: An aerial view of Baltimore's Inner Harbor, home of the National Aquarium, the Maryland Science Center and Harborplace.</w:t>
+        <w:t>PHOTO, Color, Jack Gruber, USA TODAY</w:t>
       </w:r>
     </w:p>
     <w:sectPr>

--- a/example_articles/states/Maryland/5.states_Maryland_Other_publisher.docx
+++ b/example_articles/states/Maryland/5.states_Maryland_Other_publisher.docx
@@ -7,7 +7,7 @@
         <w:pStyle w:val="Heading1"/>
       </w:pPr>
       <w:r>
-        <w:t>D.C. crime makes 'The Cut'; Pelecanos dwells in 'the other' Washington</w:t>
+        <w:t>Arsonist creates fear in capital</w:t>
       </w:r>
     </w:p>
     <w:p>
@@ -17,22 +17,22 @@
     </w:p>
     <w:p>
       <w:r>
-        <w:t>Date: 2011-08-29</w:t>
+        <w:t>Date: 2003-07-17</w:t>
       </w:r>
     </w:p>
     <w:p>
       <w:r>
-        <w:t>Section: LIFE; Pg. 7B</w:t>
+        <w:t>Section: NEWS;</w:t>
       </w:r>
     </w:p>
     <w:p>
       <w:r>
-        <w:t>Source file: Other publishers/Files (500) (28).DOCX</w:t>
+        <w:t>Source file: Other publishers/Files (500) (20).DOCX</w:t>
       </w:r>
     </w:p>
     <w:p>
       <w:r>
-        <w:t>Raw locations result, 'locations': ['Maryland']</w:t>
+        <w:t>Raw locations result, 'locations': ['District of Columbia', 'Maryland']</w:t>
       </w:r>
     </w:p>
     <w:p>
@@ -49,97 +49,31 @@
     </w:p>
     <w:p>
       <w:r>
-        <w:t>WASHINGTON – George Pelecanos, gearhead, movie buff and crime novelist, is rolling through Silver Spring, Md., in his 2008 Bullitt-replica Mustang.</w:t>
+        <w:t>WASHINGTON -- With every fire siren, people in the eastern neighborhoods of the nation's capital flinch.</w:t>
         <w:br/>
-        <w:t>The Highland Green fastback, one of only 7,700 built by Ford, was snagged by guys who love the iconic 1968 film starring Steve McQueen. In his role as police Lt. Frank Bullitt, the Mustang-driving "King of Cool" pursues a Tuxedo Black Dodge Charger through San Francisco in one of the greatest car-chase sequences in movie history.</w:t>
+        <w:t>An arsonist is targeting houses in working-class neighborhoods within a few miles of the Capitol. Doors and porches are doused before sunrise with a flammable liquid and set on fire. An 86-year-old woman has been killed and seven people have been injured in 24 suspicious fires in the city and a close-in Maryland suburb. There is no suspect.</w:t>
         <w:br/>
-        <w:t>"It's kind of corny, but I bought my own Bullitt Mustang," says Pelecanos, 54, who says the McQueen movie was one of his favorites growing up. "I sort of had to have it." He points out, with obvious delight, that his was No. 28 off the line.</w:t>
+        <w:t>"We can't say male or female, old or young," Fire Chief Ron Blackwell of Prince George's County, Md., says of the arsonist's profile. Blackwell, who heads a task force investigating the fires, offered a $ 20,000 reward for Tuesday and urged citizens to report anything out of place. And he vowed that the arsonist would be caught.</w:t>
         <w:br/>
-        <w:t>"I have a great love of films," he says. "I went from being a movie freak to being a novelist, and it was very influential in my work."</w:t>
+        <w:t>Arsons, however, are notoriously difficult to solve. Much of the evidence is consumed in the fire. An arsonist can escape before a fire grows large enough to trigger smoke detectors. Nationwide, only 16% of arson cases are solved each year. Washington investigators solved about 17% last year.</w:t>
         <w:br/>
-        <w:t>The author of 17 crime novels set in the gritty, "other" Washington and a writer/producer for HBO's critically acclaimed series The Wire and now Treme steers the Mustang over the D.C. line toward his destination: a church parking lot that he says "is a good place to kill a guy."</w:t>
+        <w:t>The arsonist is the latest assault on a region that has been on edge the past two years. In October, two snipers terrorized the area. They killed 10 people and wounded three others in their random attacks. Residents stayed at home for fear of becoming a target at school, the shopping center or gas station. Security remains tight after the Sept. 11 terrorist attack on the Pentagon and anthrax mailings to lawmakers that followed. Every time the U.S. terrorism alert is raised, there is anxiety.</w:t>
         <w:br/>
-        <w:t>Pelecanos has been here several times before, either on his Trek bike or on foot. It's how he scouts locations for scenes in his books. The Cut adds a new protagonist — a young Iraq War vet turned P.I. named Spero Lucas — to the stable of detectives, cops, criminals and honest everyday folk of all colors who people his novels. The Cut went on sale today.</w:t>
+        <w:t>The rash of fires has yet to create the scare that the snipers did. But homeowners have become more vigilant ---- and angry ---- as the arsonist remains at large. To calm fear, police and fire officials have had several neighborhood meetings in the last month. But for some, fear persists.</w:t>
         <w:br/>
-        <w:t>While he drives, Pelecanos points out a house where he imagines Lucas lives and the local Safeway where one of his characters buys his morning coffee. "I'm always out on my bike," says Pelecanos, who lives in Silver Spring, not far from the nation's capital. "I found Lucas' house. I found the house he breaks into. I did the walk from his house to the church one night. I wanted to see what it feels like to be walking at night in these places where there are not many people. I wanted to make sure you could kill a guy a half-block from the 4th District police station."</w:t>
+        <w:t>Sharon Lightfoot, whose mother Lou Edna Jones, 86, was killed in one of the suspicious fires June 5, cringed when told that fire destroyed a garage early Tuesday. Investigators later said that fire was not tied to the string of arsons.</w:t>
         <w:br/>
-        <w:t>This coplike knowledge of the streets gives his novels authenticity. They are, he says, "a combination of just being out there, being engaged with the city, because I'm not a person who has a huge imagination. I can't sit in an office and make my stories up or dream up my characters — I have to go out there and find them. I'm just a firm believer in breathing the air and feeling the dirt between your fingers."</w:t>
+        <w:t>"Here we go again, I thought. Every time you hear about a fire now, my first thought is, 'Is it this wacko again?' " Lightfoot said. Lightfoot, 49, who lives in southeast Washington, said she is angry that fire officials didn't alert homeowners as the list of suspicious fires grew. Although investigators now suspect that the arsonist may have struck first in March, they did not link any of the fires until June.</w:t>
         <w:br/>
-        <w:t>Pelecanos' 'What It Was'</w:t>
+        <w:t>"We didn't hear about it until the fire that killed my mother," she said. "I'm quite sure not only my mother but everyone else maybe would've done something a little different, maybe put an extra light on the porch."</w:t>
         <w:br/>
-        <w:t>What It Was, a George Pelecanos novel that Little, Brown Scribner is publishing in January, brings back P.I. Derek Strange, the protagonist in four of Pelecanos' hard-boiled crime novels: Right as Rain, Hell to Pay, Soul Circus and Hard Revolution.</w:t>
+        <w:t>Norman Evans, 55, who lives a block from Tuesday's garage fire, said he may stay up at night to keep watch out his back window. "That's just too close for comfort," he said. "Makes everyone around here nervous."</w:t>
         <w:br/>
-        <w:t>The novel is set in 1972. Strange, one of D.C.'s first African-American police officers, is working as a private investigator.</w:t>
+        <w:t>Investigators have linked six of the 24 suspicious fires. The 18 others are "similar nature" and are being investigated as the work of the arsonist, they said. They also are now revisiting the scenes of several other fires as far back as March to see if they are linked.</w:t>
         <w:br/>
-        <w:t>"He's 26, it's his first case after he's just left the police force," Pelecanos says. "My favorite movies are Westerns and crime films from the '70s, and my idea was to write a crime film from the '70s in book form. It's in the tradition of The French Connection, The Seven-Ups and The Taking of Pelham 1 2 3."</w:t>
+        <w:t>Investigators are troubled that the targets are homes.</w:t>
         <w:br/>
-        <w:t>What It Was, Pelecanos says, is inspired by a real-life crime spree. "Many Washingtonians will remember a guy named Cadillac Smith. I took a newspaper article I read about him and fictionalized everything."</w:t>
-        <w:br/>
-        <w:t>The novel stars a guy named Red Fury because of his looks and the car his girlfriend drives. "In life and in the book, the guy pissed off the Mob. He took some money that belonged to the Mob, and the Mob sent some people down from New York to find him." Meanwhile, says Pelecanos, "Strange is hired by a woman who wants him to find a stolen ring. The job puts Strange in this guy's orbit."</w:t>
-        <w:br/>
-        <w:t>It also brings back Strange's former police partner, Frank "Hound Dog" Vaughn.</w:t>
-        <w:br/>
-        <w:t>By Carol Memmott</w:t>
-        <w:br/>
-        <w:t>For Pelecanos, his fascination with street life began more than 40 years ago in the tumultuous summer of 1968.</w:t>
-        <w:br/>
-        <w:t>"I was 11," he recalls, "and that summer had the biggest impact on me. In retrospect, it made me want to become a writer, and it also gave me the road map of what I was going to write about."</w:t>
-        <w:br/>
-        <w:t>That summer, he worked in his father's diner. He remembers traveling by city bus from the Maryland suburbs to the diner after the riots and "going through these neighborhoods that had burned down, riding with working-class Washingtonians and listening to people talk and watching and observing, which is what I still do."</w:t>
-        <w:br/>
-        <w:t>Plots inspired by life</w:t>
-        <w:br/>
-        <w:t>The scene at the diner was just as influential. "It was my dad and I, Greek-Americans, and his all-black crew and the white professionals on the other side of the counter. It just had a huge impact on me. There's a reason I've written about race and class my entire career."</w:t>
-        <w:br/>
-        <w:t>Pelecanos published his first novel, A Firing Offense, in 1992. Though his books have hit best-seller lists, they've never made USA TODAY's — a fact that doesn't change how his publisher feels about him.</w:t>
-        <w:br/>
-        <w:t>"He does sell. He has an audience, and he grows with every book," says Reagan Arthur, whose Little, Brown imprint publishes Pelecanos' books. "Sometimes it takes time to spread the word. We consider George to be one of our greatest living writers. Cormac McCarthy's first book came out in 1965, but he couldn't get arrested until All the Pretty Horses (1992), and suddenly everybody was aware of who he was.</w:t>
-        <w:br/>
-        <w:t>"All we want to do is keep publishing him and making sure that with every book his audience grows."</w:t>
-        <w:br/>
-        <w:t>Standing in the parking lot of the Emory United Methodist Church on a hot August afternoon, Pelecanos talks about Lucas, also a Greek-American, and the plot on which he hangs the Iraq veteran's story.</w:t>
-        <w:br/>
-        <w:t>Lucas comes from a Pelecanos short story, "Chosen," about a husband and wife who decide to build their family through adoption. (Pelecanos and his wife, Emily, adopted their two sons from Brazil and their daughter from Guatemala.) "Chosen" is included with the e-book version of The Cut.</w:t>
-        <w:br/>
-        <w:t>"It's just something I started writing one day. I wasn't going to sell it or anything," he says. "It's about these parents, and at the end of the story, because I don't outline or anything — I just write — there were just a couple of lines about Spero Lucas being a Marine who fought in Fallujah and his brother Leo, who was a schoolteacher in Washington. That's when I got the idea that maybe I should write something with these guys."</w:t>
-        <w:br/>
-        <w:t>While doing what he calls "gathering string" for his novel, he heard about some Iraq War veterans who were working as investigators for D.C. attorneys.</w:t>
-        <w:br/>
-        <w:t>"The attorneys I talked to said 'these are the best investigators I ever had,'" Pelecanos recalls. "These guys were eager, they like the action, and they don't want a desk job. They're not sure what they're going to do with their life, but for now, they're very satisfied with doing something similar to what they were doing before, and that was to have a mission."</w:t>
-        <w:br/>
-        <w:t>So Lucas evolved from a Marine to a war vet turned investigator, but Pelecanos still needed a plot device on which to hang his story. That turned out to be media reports that chronicled how marijuana dealers move their "packages" by having them shipped to residences whose occupants are typically not home during the day. The dealers track the package deliveries online and then pick them up before the homeowners return at night.</w:t>
-        <w:br/>
-        <w:t>"I have contacts too on that side of things," Pelecanos says, referring to marijuana dealers who are among countless people he has interviewed since he started writing books. "I talked to those guys to figure out how it's done."</w:t>
-        <w:br/>
-        <w:t>A novel idea grows</w:t>
-        <w:br/>
-        <w:t>Stories in the media, Pelecanos says, "quoted somebody as saying the dealers write off lost packages, that it's no big deal, but that's not true. It's a lot of money to lose, so I had the plot device to get me in the story."</w:t>
-        <w:br/>
-        <w:t>In The Cut, a marijuana dealer hires Lucas to find out who's stealing his packages. It's a job that has him facing off against some very nasty guys.</w:t>
-        <w:br/>
-        <w:t>It's in this parking lot that Lucas confronts one of them. "He's going to get into a physical confrontation with somebody, and it's going to end in death, let's say," Pelecanos says, leaning on the Mustang. "And he could get away with it right here. In fact, to my right is the 4th District police station, just about 100 yards from where we're standing, and you could kill somebody in this parking lot and never be caught because even though the station is there, they don't have sight lines to this lot. It's the perfect place."</w:t>
-        <w:br/>
-        <w:t>A "perfect place" also describes where Pelecanos is in his career.</w:t>
-        <w:br/>
-        <w:t>The Cut is getting rave reviews. His fans are a veritable Who's Who. In 2009, Pelecanos' The Way Home was on President Obama's reading list. Several years ago, Stephen King wrote in Entertainment Weekly that Pelecanos is "perhaps the greatest living American crime writer."</w:t>
-        <w:br/>
-        <w:t>He has the same rap in the world of TV. In October he'll head to New Orleans, where he'll take on his new role as executive producer of HBO's post-Katrina, Big Easy-set series, Treme, which is going into its third season of production.</w:t>
-        <w:br/>
-        <w:t>David Simon, creator of The Wire and one of the creators of Treme, and a longtime Pelecanos friend, is a huge fan of his books and his TV writing chops.</w:t>
-        <w:br/>
-        <w:t>"It's common knowledge at this point that beginning with Season 1 of The Wire, I've tried to get George to write the penultimate episodes of various seasons, when the dramatic climax to so many arcs usually requires the death of a central character. Why? Read any of his novels. Watch how carefully the tension builds and how thoughtful, yet cinematic, George can be in using and then releasing that tension. His prose is great, but what is clear as well is how much George understands film and its possibilities."</w:t>
-        <w:br/>
-        <w:t>Pelecanos wrote the Emmy-nominated teleplay for one of the most talked-about episodes in The Wire, the third season's "Middle Ground," in which some of the characters are stylized like classic movie gunfighters. It's an homage to his love of the Western film genre.</w:t>
-        <w:br/>
-        <w:t>Future projects unfolding</w:t>
-        <w:br/>
-        <w:t>More television work is bubbling up. He has had several offers to bring Spero Lucas to television, but he has made no commitments. "I don't want to make it a case of the week for Spero Lucas. I have to figure out how to make it more credible and have more weight. One of the reasons I like The Wire and Treme is that they are structured as novels. Episodic TV, personally, just doesn't work for me."</w:t>
-        <w:br/>
-        <w:t>For now, working on Treme and writing novels — he's also publishing one titled What It Was in January — are perfect complements.</w:t>
-        <w:br/>
-        <w:t>"One of the things I like about producing television is that after working (on his novels) in my office for five or six months, alone in that solitude, I get to go out and do this job producing where all of a sudden I'm around a hundred people."</w:t>
-        <w:br/>
-        <w:t xml:space="preserve">In some ways, he says, it's like writing a novel. "When you watch the finished product, you just feel like you've accomplished something in the same way you write a book, and you hold it in your hands. A television show is the same kind of fruit of your labor. Something you can watch and feel viscerally. Yeah, I like doing both." </w:t>
+        <w:t>"The individual we're looking at is wanting to make a statement," said David Sneed, president of the International Association of Arson Investigators. "When you set fire to a vacant house, that's one thing. When you go set the fire at the front door of an occupied structure, your threat is to the people in the house."</w:t>
         <w:br/>
         <w:br/>
         <w:t>Graphic</w:t>
@@ -147,7 +81,7 @@
         <w:br/>
         <w:t xml:space="preserve"> </w:t>
         <w:br/>
-        <w:t>PHOTO, Color, Jack Gruber, USA TODAY</w:t>
+        <w:t>GRAPHIC, B/W, Robert W. Ahrens, USA TODAY, Source: Prince George's County Fire Department (MAP); PHOTOS, B/W, Tim Dillon, USA TODAY (2); Memorial to victim: Lou Edna Jones, 86, was killed in a suspicious fire June 5 at this house in northeast Washington. &lt;&gt;Lightfoot: Information too late.</w:t>
       </w:r>
     </w:p>
     <w:sectPr>

--- a/example_articles/states/Maryland/5.states_Maryland_Other_publisher.docx
+++ b/example_articles/states/Maryland/5.states_Maryland_Other_publisher.docx
@@ -32,7 +32,7 @@
     </w:p>
     <w:p>
       <w:r>
-        <w:t>Raw locations result, 'locations': ['District of Columbia', 'Maryland']</w:t>
+        <w:t>Raw locations result, 'locations': ['Maryland', 'District of Columbia']</w:t>
       </w:r>
     </w:p>
     <w:p>
